--- a/assets/Killeen-CV.docx
+++ b/assets/Killeen-CV.docx
@@ -1,6 +1,6 @@
 
 <file path=word/document.xml><?xml version="1.0" encoding="utf-8"?>
-<w:document xmlns:wpc="http://schemas.microsoft.com/office/word/2010/wordprocessingCanvas" xmlns:cx="http://schemas.microsoft.com/office/drawing/2014/chartex" xmlns:cx1="http://schemas.microsoft.com/office/drawing/2015/9/8/chartex" xmlns:cx2="http://schemas.microsoft.com/office/drawing/2015/10/21/chartex" xmlns:cx3="http://schemas.microsoft.com/office/drawing/2016/5/9/chartex" xmlns:cx4="http://schemas.microsoft.com/office/drawing/2016/5/10/chartex" xmlns:cx5="http://schemas.microsoft.com/office/drawing/2016/5/11/chartex" xmlns:cx6="http://schemas.microsoft.com/office/drawing/2016/5/12/chartex" xmlns:cx7="http://schemas.microsoft.com/office/drawing/2016/5/13/chartex" xmlns:cx8="http://schemas.microsoft.com/office/drawing/2016/5/14/chartex" xmlns:mc="http://schemas.openxmlformats.org/markup-compatibility/2006" xmlns:aink="http://schemas.microsoft.com/office/drawing/2016/ink" xmlns:am3d="http://schemas.microsoft.com/office/drawing/2017/model3d" xmlns:o="urn:schemas-microsoft-com:office:office" xmlns:oel="http://schemas.microsoft.com/office/2019/extlst" xmlns:r="http://schemas.openxmlformats.org/officeDocument/2006/relationships" xmlns:m="http://schemas.openxmlformats.org/officeDocument/2006/math" xmlns:v="urn:schemas-microsoft-com:vml" xmlns:wp14="http://schemas.microsoft.com/office/word/2010/wordprocessingDrawing" xmlns:wp="http://schemas.openxmlformats.org/drawingml/2006/wordprocessingDrawing" xmlns:w10="urn:schemas-microsoft-com:office:word" xmlns:w="http://schemas.openxmlformats.org/wordprocessingml/2006/main" xmlns:w14="http://schemas.microsoft.com/office/word/2010/wordml" xmlns:w15="http://schemas.microsoft.com/office/word/2012/wordml" xmlns:w16cex="http://schemas.microsoft.com/office/word/2018/wordml/cex" xmlns:w16cid="http://schemas.microsoft.com/office/word/2016/wordml/cid" xmlns:w16="http://schemas.microsoft.com/office/word/2018/wordml" xmlns:w16du="http://schemas.microsoft.com/office/word/2023/wordml/word16du" xmlns:w16sdtdh="http://schemas.microsoft.com/office/word/2020/wordml/sdtdatahash" xmlns:w16sdtfl="http://schemas.microsoft.com/office/word/2024/wordml/sdtformatlock" xmlns:w16se="http://schemas.microsoft.com/office/word/2015/wordml/symex" xmlns:wpg="http://schemas.microsoft.com/office/word/2010/wordprocessingGroup" xmlns:wpi="http://schemas.microsoft.com/office/word/2010/wordprocessingInk" xmlns:wne="http://schemas.microsoft.com/office/word/2006/wordml" xmlns:wps="http://schemas.microsoft.com/office/word/2010/wordprocessingShape" mc:Ignorable="w14 w15 w16se w16cid w16 w16cex w16sdtdh w16sdtfl w16du wp14">
+<w:document xmlns:wpc="http://schemas.microsoft.com/office/word/2010/wordprocessingCanvas" xmlns:cx="http://schemas.microsoft.com/office/drawing/2014/chartex" xmlns:cx1="http://schemas.microsoft.com/office/drawing/2015/9/8/chartex" xmlns:cx2="http://schemas.microsoft.com/office/drawing/2015/10/21/chartex" xmlns:cx3="http://schemas.microsoft.com/office/drawing/2016/5/9/chartex" xmlns:cx4="http://schemas.microsoft.com/office/drawing/2016/5/10/chartex" xmlns:cx5="http://schemas.microsoft.com/office/drawing/2016/5/11/chartex" xmlns:cx6="http://schemas.microsoft.com/office/drawing/2016/5/12/chartex" xmlns:cx7="http://schemas.microsoft.com/office/drawing/2016/5/13/chartex" xmlns:cx8="http://schemas.microsoft.com/office/drawing/2016/5/14/chartex" xmlns:mc="http://schemas.openxmlformats.org/markup-compatibility/2006" xmlns:aink="http://schemas.microsoft.com/office/drawing/2016/ink" xmlns:am3d="http://schemas.microsoft.com/office/drawing/2017/model3d" xmlns:o="urn:schemas-microsoft-com:office:office" xmlns:oel="http://schemas.microsoft.com/office/2019/extlst" xmlns:r="http://schemas.openxmlformats.org/officeDocument/2006/relationships" xmlns:m="http://schemas.openxmlformats.org/officeDocument/2006/math" xmlns:v="urn:schemas-microsoft-com:vml" xmlns:wp14="http://schemas.microsoft.com/office/word/2010/wordprocessingDrawing" xmlns:wp="http://schemas.openxmlformats.org/drawingml/2006/wordprocessingDrawing" xmlns:w10="urn:schemas-microsoft-com:office:word" xmlns:w="http://schemas.openxmlformats.org/wordprocessingml/2006/main" xmlns:w14="http://schemas.microsoft.com/office/word/2010/wordml" xmlns:w15="http://schemas.microsoft.com/office/word/2012/wordml" xmlns:w16cei="http://schemas.microsoft.com/office/word/2026/wordml/cei" xmlns:w16cex="http://schemas.microsoft.com/office/word/2018/wordml/cex" xmlns:w16cid="http://schemas.microsoft.com/office/word/2016/wordml/cid" xmlns:w16="http://schemas.microsoft.com/office/word/2018/wordml" xmlns:w16du="http://schemas.microsoft.com/office/word/2023/wordml/word16du" xmlns:w16sdtdh="http://schemas.microsoft.com/office/word/2020/wordml/sdtdatahash" xmlns:w16sdtfl="http://schemas.microsoft.com/office/word/2024/wordml/sdtformatlock" xmlns:w16se="http://schemas.microsoft.com/office/word/2015/wordml/symex" xmlns:wpg="http://schemas.microsoft.com/office/word/2010/wordprocessingGroup" xmlns:wpi="http://schemas.microsoft.com/office/word/2010/wordprocessingInk" xmlns:wne="http://schemas.microsoft.com/office/word/2006/wordml" xmlns:wps="http://schemas.microsoft.com/office/word/2010/wordprocessingShape" mc:Ignorable="w14 w15 w16se w16cid w16 w16cex w16sdtdh w16sdtfl w16du wp14">
   <w:body>
     <w:p>
       <w:pPr>
@@ -210,7 +210,14 @@
           <w:sz w:val="20"/>
           <w:szCs w:val="20"/>
         </w:rPr>
-        <w:t>Department of Economics</w:t>
+        <w:t>5757 S University Ave</w:t>
+      </w:r>
+      <w:r>
+        <w:rPr>
+          <w:sz w:val="20"/>
+          <w:szCs w:val="20"/>
+        </w:rPr>
+        <w:t>,</w:t>
       </w:r>
     </w:p>
     <w:p>
@@ -238,35 +245,35 @@
           <w:sz w:val="20"/>
           <w:szCs w:val="20"/>
         </w:rPr>
-        <w:t>530 Evans Hall, #3880</w:t>
-      </w:r>
-    </w:p>
-    <w:p>
-      <w:pPr>
-        <w:widowControl/>
-        <w:tabs>
-          <w:tab w:val="left" w:pos="270"/>
-          <w:tab w:val="left" w:pos="972"/>
-          <w:tab w:val="left" w:pos="6462"/>
-          <w:tab w:val="left" w:pos="7362"/>
-          <w:tab w:val="left" w:pos="7470"/>
-          <w:tab w:val="left" w:pos="8190"/>
-          <w:tab w:val="left" w:pos="8910"/>
-          <w:tab w:val="left" w:pos="9630"/>
-          <w:tab w:val="left" w:pos="10350"/>
-        </w:tabs>
-        <w:jc w:val="both"/>
-        <w:rPr>
-          <w:sz w:val="20"/>
-          <w:szCs w:val="20"/>
-        </w:rPr>
-      </w:pPr>
-      <w:r>
-        <w:rPr>
-          <w:sz w:val="20"/>
-          <w:szCs w:val="20"/>
-        </w:rPr>
-        <w:t>Berkeley, CA 94720-3880</w:t>
+        <w:t>Chicago</w:t>
+      </w:r>
+      <w:r>
+        <w:rPr>
+          <w:sz w:val="20"/>
+          <w:szCs w:val="20"/>
+        </w:rPr>
+        <w:t xml:space="preserve">, </w:t>
+      </w:r>
+      <w:r>
+        <w:rPr>
+          <w:sz w:val="20"/>
+          <w:szCs w:val="20"/>
+        </w:rPr>
+        <w:t>IL</w:t>
+      </w:r>
+      <w:r>
+        <w:rPr>
+          <w:sz w:val="20"/>
+          <w:szCs w:val="20"/>
+        </w:rPr>
+        <w:t xml:space="preserve"> </w:t>
+      </w:r>
+      <w:r>
+        <w:rPr>
+          <w:sz w:val="20"/>
+          <w:szCs w:val="20"/>
+        </w:rPr>
+        <w:t>60637</w:t>
       </w:r>
     </w:p>
     <w:p>
@@ -2092,7 +2099,7 @@
           <w:tab w:val="left" w:pos="9630"/>
           <w:tab w:val="left" w:pos="10350"/>
         </w:tabs>
-        <w:ind w:left="1710" w:hanging="1170"/>
+        <w:ind w:left="540"/>
         <w:jc w:val="both"/>
         <w:rPr>
           <w:sz w:val="20"/>
@@ -2126,28 +2133,13 @@
           <w:sz w:val="20"/>
           <w:szCs w:val="20"/>
         </w:rPr>
-        <w:t xml:space="preserve">  </w:t>
-      </w:r>
-      <w:r>
-        <w:rPr>
-          <w:sz w:val="20"/>
-          <w:szCs w:val="20"/>
-        </w:rPr>
-        <w:tab/>
-      </w:r>
-      <w:r>
-        <w:rPr>
-          <w:sz w:val="20"/>
-          <w:szCs w:val="20"/>
-        </w:rPr>
-        <w:tab/>
-      </w:r>
-    </w:p>
-    <w:p>
-      <w:pPr>
-        <w:widowControl/>
-        <w:tabs>
-          <w:tab w:val="left" w:pos="270"/>
+        <w:t xml:space="preserve">, Barcelona Summer Forum, </w:t>
+      </w:r>
+    </w:p>
+    <w:p>
+      <w:pPr>
+        <w:widowControl/>
+        <w:tabs>
           <w:tab w:val="left" w:pos="540"/>
           <w:tab w:val="left" w:pos="1710"/>
           <w:tab w:val="left" w:pos="2430"/>
@@ -2163,34 +2155,39 @@
           <w:tab w:val="left" w:pos="9630"/>
           <w:tab w:val="left" w:pos="10350"/>
         </w:tabs>
-        <w:ind w:left="270" w:firstLine="270"/>
-        <w:jc w:val="both"/>
-        <w:rPr>
-          <w:sz w:val="20"/>
-          <w:szCs w:val="20"/>
-        </w:rPr>
-      </w:pPr>
-      <w:r>
-        <w:rPr>
-          <w:sz w:val="20"/>
-          <w:szCs w:val="20"/>
-        </w:rPr>
-        <w:t>2025</w:t>
-      </w:r>
-      <w:r>
-        <w:rPr>
-          <w:sz w:val="20"/>
-          <w:szCs w:val="20"/>
-        </w:rPr>
-        <w:tab/>
-        <w:t>UC Berkeley, NEUDC, UC Davis</w:t>
-      </w:r>
-    </w:p>
-    <w:p>
-      <w:pPr>
-        <w:widowControl/>
-        <w:tabs>
-          <w:tab w:val="left" w:pos="270"/>
+        <w:ind w:left="540"/>
+        <w:jc w:val="both"/>
+        <w:rPr>
+          <w:sz w:val="20"/>
+          <w:szCs w:val="20"/>
+        </w:rPr>
+      </w:pPr>
+      <w:r>
+        <w:rPr>
+          <w:sz w:val="20"/>
+          <w:szCs w:val="20"/>
+        </w:rPr>
+        <w:tab/>
+      </w:r>
+      <w:r>
+        <w:rPr>
+          <w:sz w:val="20"/>
+          <w:szCs w:val="20"/>
+        </w:rPr>
+        <w:t>NBER SI (Development)</w:t>
+      </w:r>
+      <w:r>
+        <w:rPr>
+          <w:sz w:val="20"/>
+          <w:szCs w:val="20"/>
+        </w:rPr>
+        <w:t xml:space="preserve">, IGC Firms Trade and Development Conference, University of Illinois (Scheduled), </w:t>
+      </w:r>
+    </w:p>
+    <w:p>
+      <w:pPr>
+        <w:widowControl/>
+        <w:tabs>
           <w:tab w:val="left" w:pos="540"/>
           <w:tab w:val="left" w:pos="1710"/>
           <w:tab w:val="left" w:pos="2430"/>
@@ -2206,27 +2203,41 @@
           <w:tab w:val="left" w:pos="9630"/>
           <w:tab w:val="left" w:pos="10350"/>
         </w:tabs>
-        <w:ind w:left="270" w:firstLine="270"/>
-        <w:jc w:val="both"/>
-        <w:rPr>
-          <w:sz w:val="20"/>
-          <w:szCs w:val="20"/>
-        </w:rPr>
-      </w:pPr>
-      <w:r>
-        <w:rPr>
-          <w:sz w:val="20"/>
-          <w:szCs w:val="20"/>
-        </w:rPr>
-        <w:t>2024</w:t>
-      </w:r>
-      <w:r>
-        <w:rPr>
-          <w:sz w:val="20"/>
-          <w:szCs w:val="20"/>
-        </w:rPr>
-        <w:tab/>
-        <w:t xml:space="preserve">University of Chicago Causal Inference Conference  </w:t>
+        <w:ind w:left="540"/>
+        <w:jc w:val="both"/>
+        <w:rPr>
+          <w:sz w:val="20"/>
+          <w:szCs w:val="20"/>
+        </w:rPr>
+      </w:pPr>
+      <w:r>
+        <w:rPr>
+          <w:sz w:val="20"/>
+          <w:szCs w:val="20"/>
+        </w:rPr>
+        <w:tab/>
+        <w:t xml:space="preserve">Yale (Scheduled), Harvard/MIT (Scheduled) </w:t>
+      </w:r>
+      <w:r>
+        <w:rPr>
+          <w:sz w:val="20"/>
+          <w:szCs w:val="20"/>
+        </w:rPr>
+        <w:t xml:space="preserve">  </w:t>
+      </w:r>
+      <w:r>
+        <w:rPr>
+          <w:sz w:val="20"/>
+          <w:szCs w:val="20"/>
+        </w:rPr>
+        <w:tab/>
+      </w:r>
+      <w:r>
+        <w:rPr>
+          <w:sz w:val="20"/>
+          <w:szCs w:val="20"/>
+        </w:rPr>
+        <w:tab/>
       </w:r>
     </w:p>
     <w:p>
@@ -2249,15 +2260,28 @@
           <w:tab w:val="left" w:pos="9630"/>
           <w:tab w:val="left" w:pos="10350"/>
         </w:tabs>
-        <w:spacing w:line="120" w:lineRule="auto"/>
-        <w:ind w:left="270" w:hanging="270"/>
-        <w:jc w:val="both"/>
-        <w:rPr>
-          <w:b/>
-          <w:sz w:val="20"/>
-          <w:szCs w:val="20"/>
-        </w:rPr>
-      </w:pPr>
+        <w:ind w:left="270" w:firstLine="270"/>
+        <w:jc w:val="both"/>
+        <w:rPr>
+          <w:sz w:val="20"/>
+          <w:szCs w:val="20"/>
+        </w:rPr>
+      </w:pPr>
+      <w:r>
+        <w:rPr>
+          <w:sz w:val="20"/>
+          <w:szCs w:val="20"/>
+        </w:rPr>
+        <w:t>2025</w:t>
+      </w:r>
+      <w:r>
+        <w:rPr>
+          <w:sz w:val="20"/>
+          <w:szCs w:val="20"/>
+        </w:rPr>
+        <w:tab/>
+        <w:t>UC Berkeley, NEUDC, UC Davis</w:t>
+      </w:r>
     </w:p>
     <w:p>
       <w:pPr>
@@ -2279,15 +2303,28 @@
           <w:tab w:val="left" w:pos="9630"/>
           <w:tab w:val="left" w:pos="10350"/>
         </w:tabs>
-        <w:spacing w:line="120" w:lineRule="auto"/>
-        <w:ind w:left="270" w:hanging="270"/>
-        <w:jc w:val="both"/>
-        <w:rPr>
-          <w:b/>
-          <w:sz w:val="20"/>
-          <w:szCs w:val="20"/>
-        </w:rPr>
-      </w:pPr>
+        <w:ind w:left="270" w:firstLine="270"/>
+        <w:jc w:val="both"/>
+        <w:rPr>
+          <w:sz w:val="20"/>
+          <w:szCs w:val="20"/>
+        </w:rPr>
+      </w:pPr>
+      <w:r>
+        <w:rPr>
+          <w:sz w:val="20"/>
+          <w:szCs w:val="20"/>
+        </w:rPr>
+        <w:t>2024</w:t>
+      </w:r>
+      <w:r>
+        <w:rPr>
+          <w:sz w:val="20"/>
+          <w:szCs w:val="20"/>
+        </w:rPr>
+        <w:tab/>
+        <w:t xml:space="preserve">University of Chicago Causal Inference Conference  </w:t>
+      </w:r>
     </w:p>
     <w:p>
       <w:pPr>
@@ -2309,30 +2346,15 @@
           <w:tab w:val="left" w:pos="9630"/>
           <w:tab w:val="left" w:pos="10350"/>
         </w:tabs>
+        <w:spacing w:line="120" w:lineRule="auto"/>
         <w:ind w:left="270" w:hanging="270"/>
         <w:jc w:val="both"/>
         <w:rPr>
-          <w:i/>
-          <w:sz w:val="20"/>
-          <w:szCs w:val="20"/>
-        </w:rPr>
-      </w:pPr>
-      <w:r>
-        <w:rPr>
-          <w:b/>
-          <w:sz w:val="20"/>
-          <w:szCs w:val="20"/>
-        </w:rPr>
-        <w:t>SERVICE</w:t>
-      </w:r>
-      <w:r>
-        <w:rPr>
-          <w:b/>
-          <w:sz w:val="20"/>
-          <w:szCs w:val="20"/>
-        </w:rPr>
-        <w:t>:</w:t>
-      </w:r>
+          <w:b/>
+          <w:sz w:val="20"/>
+          <w:szCs w:val="20"/>
+        </w:rPr>
+      </w:pPr>
     </w:p>
     <w:p>
       <w:pPr>
@@ -2354,49 +2376,15 @@
           <w:tab w:val="left" w:pos="9630"/>
           <w:tab w:val="left" w:pos="10350"/>
         </w:tabs>
-        <w:ind w:left="270" w:firstLine="270"/>
-        <w:jc w:val="both"/>
-        <w:rPr>
-          <w:sz w:val="20"/>
-          <w:szCs w:val="20"/>
-        </w:rPr>
-      </w:pPr>
-      <w:r>
-        <w:rPr>
-          <w:sz w:val="20"/>
-          <w:szCs w:val="20"/>
-        </w:rPr>
-        <w:t>Referee</w:t>
-      </w:r>
-      <w:r>
-        <w:rPr>
-          <w:sz w:val="20"/>
-          <w:szCs w:val="20"/>
-        </w:rPr>
-        <w:t>:</w:t>
-      </w:r>
-      <w:r>
-        <w:rPr>
-          <w:sz w:val="20"/>
-          <w:szCs w:val="20"/>
-        </w:rPr>
-        <w:tab/>
-        <w:t xml:space="preserve">American Economic </w:t>
-      </w:r>
-      <w:r>
-        <w:rPr>
-          <w:sz w:val="20"/>
-          <w:szCs w:val="20"/>
-        </w:rPr>
-        <w:t>Review, Journal of Development Economics</w:t>
-      </w:r>
-      <w:r>
-        <w:rPr>
-          <w:sz w:val="20"/>
-          <w:szCs w:val="20"/>
-        </w:rPr>
-        <w:t>, JEEA</w:t>
-      </w:r>
+        <w:spacing w:line="120" w:lineRule="auto"/>
+        <w:ind w:left="270" w:hanging="270"/>
+        <w:jc w:val="both"/>
+        <w:rPr>
+          <w:b/>
+          <w:sz w:val="20"/>
+          <w:szCs w:val="20"/>
+        </w:rPr>
+      </w:pPr>
     </w:p>
     <w:p>
       <w:pPr>
@@ -2418,6 +2406,115 @@
           <w:tab w:val="left" w:pos="9630"/>
           <w:tab w:val="left" w:pos="10350"/>
         </w:tabs>
+        <w:ind w:left="270" w:hanging="270"/>
+        <w:jc w:val="both"/>
+        <w:rPr>
+          <w:i/>
+          <w:sz w:val="20"/>
+          <w:szCs w:val="20"/>
+        </w:rPr>
+      </w:pPr>
+      <w:r>
+        <w:rPr>
+          <w:b/>
+          <w:sz w:val="20"/>
+          <w:szCs w:val="20"/>
+        </w:rPr>
+        <w:t>SERVICE</w:t>
+      </w:r>
+      <w:r>
+        <w:rPr>
+          <w:b/>
+          <w:sz w:val="20"/>
+          <w:szCs w:val="20"/>
+        </w:rPr>
+        <w:t>:</w:t>
+      </w:r>
+    </w:p>
+    <w:p>
+      <w:pPr>
+        <w:widowControl/>
+        <w:tabs>
+          <w:tab w:val="left" w:pos="270"/>
+          <w:tab w:val="left" w:pos="540"/>
+          <w:tab w:val="left" w:pos="1710"/>
+          <w:tab w:val="left" w:pos="2430"/>
+          <w:tab w:val="left" w:pos="3150"/>
+          <w:tab w:val="left" w:pos="3870"/>
+          <w:tab w:val="left" w:pos="4590"/>
+          <w:tab w:val="left" w:pos="5310"/>
+          <w:tab w:val="left" w:pos="6030"/>
+          <w:tab w:val="left" w:pos="6750"/>
+          <w:tab w:val="left" w:pos="7470"/>
+          <w:tab w:val="left" w:pos="8190"/>
+          <w:tab w:val="left" w:pos="8910"/>
+          <w:tab w:val="left" w:pos="9630"/>
+          <w:tab w:val="left" w:pos="10350"/>
+        </w:tabs>
+        <w:ind w:left="270" w:firstLine="270"/>
+        <w:jc w:val="both"/>
+        <w:rPr>
+          <w:sz w:val="20"/>
+          <w:szCs w:val="20"/>
+        </w:rPr>
+      </w:pPr>
+      <w:r>
+        <w:rPr>
+          <w:sz w:val="20"/>
+          <w:szCs w:val="20"/>
+        </w:rPr>
+        <w:t>Referee</w:t>
+      </w:r>
+      <w:r>
+        <w:rPr>
+          <w:sz w:val="20"/>
+          <w:szCs w:val="20"/>
+        </w:rPr>
+        <w:t>:</w:t>
+      </w:r>
+      <w:r>
+        <w:rPr>
+          <w:sz w:val="20"/>
+          <w:szCs w:val="20"/>
+        </w:rPr>
+        <w:tab/>
+        <w:t xml:space="preserve">American Economic </w:t>
+      </w:r>
+      <w:r>
+        <w:rPr>
+          <w:sz w:val="20"/>
+          <w:szCs w:val="20"/>
+        </w:rPr>
+        <w:t>Review, Journal of Development Economics</w:t>
+      </w:r>
+      <w:r>
+        <w:rPr>
+          <w:sz w:val="20"/>
+          <w:szCs w:val="20"/>
+        </w:rPr>
+        <w:t>, JEEA</w:t>
+      </w:r>
+    </w:p>
+    <w:p>
+      <w:pPr>
+        <w:widowControl/>
+        <w:tabs>
+          <w:tab w:val="left" w:pos="270"/>
+          <w:tab w:val="left" w:pos="540"/>
+          <w:tab w:val="left" w:pos="1710"/>
+          <w:tab w:val="left" w:pos="2430"/>
+          <w:tab w:val="left" w:pos="3150"/>
+          <w:tab w:val="left" w:pos="3870"/>
+          <w:tab w:val="left" w:pos="4590"/>
+          <w:tab w:val="left" w:pos="5310"/>
+          <w:tab w:val="left" w:pos="6030"/>
+          <w:tab w:val="left" w:pos="6750"/>
+          <w:tab w:val="left" w:pos="7470"/>
+          <w:tab w:val="left" w:pos="8190"/>
+          <w:tab w:val="left" w:pos="8910"/>
+          <w:tab w:val="left" w:pos="9630"/>
+          <w:tab w:val="left" w:pos="10350"/>
+        </w:tabs>
         <w:ind w:left="270" w:firstLine="270"/>
         <w:jc w:val="both"/>
         <w:rPr>
@@ -2520,6 +2617,7 @@
           <w:sz w:val="20"/>
           <w:szCs w:val="20"/>
         </w:rPr>
+        <w:lastRenderedPageBreak/>
         <w:t>Research Assistant, Department of Economics, U.C. Berkeley (2020-2024)</w:t>
       </w:r>
     </w:p>
@@ -2550,7 +2648,6 @@
           <w:sz w:val="20"/>
           <w:szCs w:val="20"/>
         </w:rPr>
-        <w:lastRenderedPageBreak/>
         <w:t>Research with Professor Edward Miguel on the general equilibrium and health effects of cash transfers.</w:t>
       </w:r>
     </w:p>
@@ -2908,7 +3005,7 @@
 </file>
 
 <file path=word/numbering.xml><?xml version="1.0" encoding="utf-8"?>
-<w:numbering xmlns:wpc="http://schemas.microsoft.com/office/word/2010/wordprocessingCanvas" xmlns:cx="http://schemas.microsoft.com/office/drawing/2014/chartex" xmlns:cx1="http://schemas.microsoft.com/office/drawing/2015/9/8/chartex" xmlns:cx2="http://schemas.microsoft.com/office/drawing/2015/10/21/chartex" xmlns:cx3="http://schemas.microsoft.com/office/drawing/2016/5/9/chartex" xmlns:cx4="http://schemas.microsoft.com/office/drawing/2016/5/10/chartex" xmlns:cx5="http://schemas.microsoft.com/office/drawing/2016/5/11/chartex" xmlns:cx6="http://schemas.microsoft.com/office/drawing/2016/5/12/chartex" xmlns:cx7="http://schemas.microsoft.com/office/drawing/2016/5/13/chartex" xmlns:cx8="http://schemas.microsoft.com/office/drawing/2016/5/14/chartex" xmlns:mc="http://schemas.openxmlformats.org/markup-compatibility/2006" xmlns:aink="http://schemas.microsoft.com/office/drawing/2016/ink" xmlns:am3d="http://schemas.microsoft.com/office/drawing/2017/model3d" xmlns:o="urn:schemas-microsoft-com:office:office" xmlns:oel="http://schemas.microsoft.com/office/2019/extlst" xmlns:r="http://schemas.openxmlformats.org/officeDocument/2006/relationships" xmlns:m="http://schemas.openxmlformats.org/officeDocument/2006/math" xmlns:v="urn:schemas-microsoft-com:vml" xmlns:wp14="http://schemas.microsoft.com/office/word/2010/wordprocessingDrawing" xmlns:wp="http://schemas.openxmlformats.org/drawingml/2006/wordprocessingDrawing" xmlns:w10="urn:schemas-microsoft-com:office:word" xmlns:w="http://schemas.openxmlformats.org/wordprocessingml/2006/main" xmlns:w14="http://schemas.microsoft.com/office/word/2010/wordml" xmlns:w15="http://schemas.microsoft.com/office/word/2012/wordml" xmlns:w16cex="http://schemas.microsoft.com/office/word/2018/wordml/cex" xmlns:w16cid="http://schemas.microsoft.com/office/word/2016/wordml/cid" xmlns:w16="http://schemas.microsoft.com/office/word/2018/wordml" xmlns:w16du="http://schemas.microsoft.com/office/word/2023/wordml/word16du" xmlns:w16sdtdh="http://schemas.microsoft.com/office/word/2020/wordml/sdtdatahash" xmlns:w16sdtfl="http://schemas.microsoft.com/office/word/2024/wordml/sdtformatlock" xmlns:w16se="http://schemas.microsoft.com/office/word/2015/wordml/symex" xmlns:wpg="http://schemas.microsoft.com/office/word/2010/wordprocessingGroup" xmlns:wpi="http://schemas.microsoft.com/office/word/2010/wordprocessingInk" xmlns:wne="http://schemas.microsoft.com/office/word/2006/wordml" xmlns:wps="http://schemas.microsoft.com/office/word/2010/wordprocessingShape" mc:Ignorable="w14 w15 w16se w16cid w16 w16cex w16sdtdh w16sdtfl w16du wp14">
+<w:numbering xmlns:wpc="http://schemas.microsoft.com/office/word/2010/wordprocessingCanvas" xmlns:cx="http://schemas.microsoft.com/office/drawing/2014/chartex" xmlns:cx1="http://schemas.microsoft.com/office/drawing/2015/9/8/chartex" xmlns:cx2="http://schemas.microsoft.com/office/drawing/2015/10/21/chartex" xmlns:cx3="http://schemas.microsoft.com/office/drawing/2016/5/9/chartex" xmlns:cx4="http://schemas.microsoft.com/office/drawing/2016/5/10/chartex" xmlns:cx5="http://schemas.microsoft.com/office/drawing/2016/5/11/chartex" xmlns:cx6="http://schemas.microsoft.com/office/drawing/2016/5/12/chartex" xmlns:cx7="http://schemas.microsoft.com/office/drawing/2016/5/13/chartex" xmlns:cx8="http://schemas.microsoft.com/office/drawing/2016/5/14/chartex" xmlns:mc="http://schemas.openxmlformats.org/markup-compatibility/2006" xmlns:aink="http://schemas.microsoft.com/office/drawing/2016/ink" xmlns:am3d="http://schemas.microsoft.com/office/drawing/2017/model3d" xmlns:o="urn:schemas-microsoft-com:office:office" xmlns:oel="http://schemas.microsoft.com/office/2019/extlst" xmlns:r="http://schemas.openxmlformats.org/officeDocument/2006/relationships" xmlns:m="http://schemas.openxmlformats.org/officeDocument/2006/math" xmlns:v="urn:schemas-microsoft-com:vml" xmlns:wp14="http://schemas.microsoft.com/office/word/2010/wordprocessingDrawing" xmlns:wp="http://schemas.openxmlformats.org/drawingml/2006/wordprocessingDrawing" xmlns:w10="urn:schemas-microsoft-com:office:word" xmlns:w="http://schemas.openxmlformats.org/wordprocessingml/2006/main" xmlns:w14="http://schemas.microsoft.com/office/word/2010/wordml" xmlns:w15="http://schemas.microsoft.com/office/word/2012/wordml" xmlns:w16cei="http://schemas.microsoft.com/office/word/2026/wordml/cei" xmlns:w16cex="http://schemas.microsoft.com/office/word/2018/wordml/cex" xmlns:w16cid="http://schemas.microsoft.com/office/word/2016/wordml/cid" xmlns:w16="http://schemas.microsoft.com/office/word/2018/wordml" xmlns:w16du="http://schemas.microsoft.com/office/word/2023/wordml/word16du" xmlns:w16sdtdh="http://schemas.microsoft.com/office/word/2020/wordml/sdtdatahash" xmlns:w16sdtfl="http://schemas.microsoft.com/office/word/2024/wordml/sdtformatlock" xmlns:w16se="http://schemas.microsoft.com/office/word/2015/wordml/symex" xmlns:wpg="http://schemas.microsoft.com/office/word/2010/wordprocessingGroup" xmlns:wpi="http://schemas.microsoft.com/office/word/2010/wordprocessingInk" xmlns:wne="http://schemas.microsoft.com/office/word/2006/wordml" xmlns:wps="http://schemas.microsoft.com/office/word/2010/wordprocessingShape" mc:Ignorable="w14 w15 w16se w16cid w16 w16cex w16sdtdh w16sdtfl w16du wp14">
   <w:abstractNum w:abstractNumId="0" w15:restartNumberingAfterBreak="0">
     <w:nsid w:val="0976329A"/>
     <w:multiLevelType w:val="multilevel"/>
